--- a/Mark/Python Angular/Mark Haney.docx
+++ b/Mark/Python Angular/Mark Haney.docx
@@ -106,8 +106,6 @@
               </w:rPr>
               <w:t xml:space="preserve"> | Django | Cloud-Native Platforms</w:t>
             </w:r>
-            <w:bookmarkStart w:id="0" w:name="_GoBack"/>
-            <w:bookmarkEnd w:id="0"/>
           </w:p>
           <w:p>
             <w:pPr>
@@ -165,7 +163,17 @@
                 <w:sz w:val="24"/>
                 <w:szCs w:val="24"/>
               </w:rPr>
-              <w:t xml:space="preserve">+1 (407) 801-1287 </w:t>
+              <w:t>+1 (430) 279-2231</w:t>
+            </w:r>
+            <w:bookmarkStart w:id="0" w:name="_GoBack"/>
+            <w:bookmarkEnd w:id="0"/>
+            <w:r>
+              <w:rPr>
+                <w:rFonts w:ascii="Times New Roman" w:eastAsia="Times New Roman" w:hAnsi="Times New Roman" w:cs="Times New Roman"/>
+                <w:sz w:val="24"/>
+                <w:szCs w:val="24"/>
+              </w:rPr>
+              <w:t xml:space="preserve"> </w:t>
             </w:r>
             <w:r>
               <w:rPr>
@@ -6766,7 +6774,7 @@
 </file>
 
 <file path=customXml/itemProps1.xml><?xml version="1.0" encoding="utf-8"?>
-<ds:datastoreItem xmlns:ds="http://schemas.openxmlformats.org/officeDocument/2006/customXml" ds:itemID="{2AB591EC-5697-4C82-B1C4-148A52A89585}">
+<ds:datastoreItem xmlns:ds="http://schemas.openxmlformats.org/officeDocument/2006/customXml" ds:itemID="{8305899D-85CE-4A35-A606-F49C1DC2214E}">
   <ds:schemaRefs>
     <ds:schemaRef ds:uri="http://schemas.openxmlformats.org/officeDocument/2006/bibliography"/>
   </ds:schemaRefs>

--- a/Mark/Python Angular/Mark Haney.docx
+++ b/Mark/Python Angular/Mark Haney.docx
@@ -165,8 +165,6 @@
               </w:rPr>
               <w:t>+1 (430) 279-2231</w:t>
             </w:r>
-            <w:bookmarkStart w:id="0" w:name="_GoBack"/>
-            <w:bookmarkEnd w:id="0"/>
             <w:r>
               <w:rPr>
                 <w:rFonts w:ascii="Times New Roman" w:eastAsia="Times New Roman" w:hAnsi="Times New Roman" w:cs="Times New Roman"/>
@@ -262,7 +260,15 @@
           <w:rFonts w:ascii="Times New Roman" w:hAnsi="Times New Roman" w:cs="Times New Roman"/>
           <w:sz w:val="24"/>
         </w:rPr>
-        <w:t>Angular 10–17</w:t>
+        <w:t>Angular 10–</w:t>
+      </w:r>
+      <w:r>
+        <w:rPr>
+          <w:rStyle w:val="Strong"/>
+          <w:rFonts w:ascii="Times New Roman" w:hAnsi="Times New Roman" w:cs="Times New Roman"/>
+          <w:sz w:val="24"/>
+        </w:rPr>
+        <w:t>21</w:t>
       </w:r>
       <w:r>
         <w:rPr>
@@ -551,7 +557,7 @@
           <w:sz w:val="24"/>
           <w:szCs w:val="24"/>
         </w:rPr>
-        <w:t xml:space="preserve"> 4.0–5.4, JavaScript ES6+, SQL, Bash</w:t>
+        <w:t>, JavaScript ES6+, SQL, Bash</w:t>
       </w:r>
     </w:p>
     <w:p>
@@ -633,7 +639,15 @@
           <w:sz w:val="24"/>
           <w:szCs w:val="24"/>
         </w:rPr>
-        <w:t>, Django REST Framework 3.12–3.15, Flask 1.x–2.x, Celery 4–5</w:t>
+        <w:t>, Django REST Framework 3</w:t>
+      </w:r>
+      <w:r>
+        <w:rPr>
+          <w:rFonts w:ascii="Times New Roman" w:eastAsia="Times New Roman" w:hAnsi="Times New Roman" w:cs="Times New Roman"/>
+          <w:sz w:val="24"/>
+          <w:szCs w:val="24"/>
+        </w:rPr>
+        <w:t>.12–3.15, Flask 1.x–2.x, Celery</w:t>
       </w:r>
     </w:p>
     <w:p>
@@ -677,17 +691,8 @@
           <w:sz w:val="24"/>
           <w:szCs w:val="24"/>
         </w:rPr>
-        <w:t>Angular 10–17</w:t>
-      </w:r>
-      <w:r>
-        <w:rPr>
-          <w:rFonts w:ascii="Times New Roman" w:eastAsia="Times New Roman" w:hAnsi="Times New Roman" w:cs="Times New Roman"/>
-          <w:sz w:val="24"/>
-          <w:szCs w:val="24"/>
-        </w:rPr>
-        <w:t xml:space="preserve">, Angular Material 10–17, </w:t>
-      </w:r>
-      <w:proofErr w:type="spellStart"/>
+        <w:t>Angular 10–</w:t>
+      </w:r>
       <w:r>
         <w:rPr>
           <w:rFonts w:ascii="Times New Roman" w:eastAsia="Times New Roman" w:hAnsi="Times New Roman" w:cs="Times New Roman"/>
@@ -696,9 +701,33 @@
           <w:sz w:val="24"/>
           <w:szCs w:val="24"/>
         </w:rPr>
-        <w:t>RxJS</w:t>
-      </w:r>
-      <w:proofErr w:type="spellEnd"/>
+        <w:t>21</w:t>
+      </w:r>
+      <w:r>
+        <w:rPr>
+          <w:rFonts w:ascii="Times New Roman" w:eastAsia="Times New Roman" w:hAnsi="Times New Roman" w:cs="Times New Roman"/>
+          <w:sz w:val="24"/>
+          <w:szCs w:val="24"/>
+        </w:rPr>
+        <w:t>, Angular Material 10–</w:t>
+      </w:r>
+      <w:r>
+        <w:rPr>
+          <w:rFonts w:ascii="Times New Roman" w:eastAsia="Times New Roman" w:hAnsi="Times New Roman" w:cs="Times New Roman"/>
+          <w:sz w:val="24"/>
+          <w:szCs w:val="24"/>
+        </w:rPr>
+        <w:t>21</w:t>
+      </w:r>
+      <w:r>
+        <w:rPr>
+          <w:rFonts w:ascii="Times New Roman" w:eastAsia="Times New Roman" w:hAnsi="Times New Roman" w:cs="Times New Roman"/>
+          <w:sz w:val="24"/>
+          <w:szCs w:val="24"/>
+        </w:rPr>
+        <w:t xml:space="preserve">, </w:t>
+      </w:r>
+      <w:proofErr w:type="spellStart"/>
       <w:r>
         <w:rPr>
           <w:rFonts w:ascii="Times New Roman" w:eastAsia="Times New Roman" w:hAnsi="Times New Roman" w:cs="Times New Roman"/>
@@ -707,8 +736,9 @@
           <w:sz w:val="24"/>
           <w:szCs w:val="24"/>
         </w:rPr>
-        <w:t xml:space="preserve"> 6–7</w:t>
-      </w:r>
+        <w:t>RxJS</w:t>
+      </w:r>
+      <w:proofErr w:type="spellEnd"/>
       <w:r>
         <w:rPr>
           <w:rFonts w:ascii="Times New Roman" w:eastAsia="Times New Roman" w:hAnsi="Times New Roman" w:cs="Times New Roman"/>
@@ -729,16 +759,6 @@
         <w:t>NgRx</w:t>
       </w:r>
       <w:proofErr w:type="spellEnd"/>
-      <w:r>
-        <w:rPr>
-          <w:rFonts w:ascii="Times New Roman" w:eastAsia="Times New Roman" w:hAnsi="Times New Roman" w:cs="Times New Roman"/>
-          <w:b/>
-          <w:bCs/>
-          <w:sz w:val="24"/>
-          <w:szCs w:val="24"/>
-        </w:rPr>
-        <w:t xml:space="preserve"> 10–17</w:t>
-      </w:r>
       <w:r>
         <w:rPr>
           <w:rFonts w:ascii="Times New Roman" w:eastAsia="Times New Roman" w:hAnsi="Times New Roman" w:cs="Times New Roman"/>
@@ -807,15 +827,15 @@
           <w:sz w:val="24"/>
           <w:szCs w:val="24"/>
         </w:rPr>
-        <w:t>PostgreSQL 11–16</w:t>
-      </w:r>
-      <w:r>
-        <w:rPr>
-          <w:rFonts w:ascii="Times New Roman" w:eastAsia="Times New Roman" w:hAnsi="Times New Roman" w:cs="Times New Roman"/>
-          <w:sz w:val="24"/>
-          <w:szCs w:val="24"/>
-        </w:rPr>
-        <w:t xml:space="preserve">, MongoDB 4–7, MySQL 5.7–8, </w:t>
+        <w:t>PostgreSQL</w:t>
+      </w:r>
+      <w:r>
+        <w:rPr>
+          <w:rFonts w:ascii="Times New Roman" w:eastAsia="Times New Roman" w:hAnsi="Times New Roman" w:cs="Times New Roman"/>
+          <w:sz w:val="24"/>
+          <w:szCs w:val="24"/>
+        </w:rPr>
+        <w:t xml:space="preserve">, MongoDB, MySQL, </w:t>
       </w:r>
       <w:proofErr w:type="spellStart"/>
       <w:r>
@@ -833,7 +853,7 @@
           <w:sz w:val="24"/>
           <w:szCs w:val="24"/>
         </w:rPr>
-        <w:t xml:space="preserve"> 5–7, </w:t>
+        <w:t xml:space="preserve">, </w:t>
       </w:r>
       <w:proofErr w:type="spellStart"/>
       <w:r>
@@ -845,14 +865,6 @@
         <w:t>Elasticsearch</w:t>
       </w:r>
       <w:proofErr w:type="spellEnd"/>
-      <w:r>
-        <w:rPr>
-          <w:rFonts w:ascii="Times New Roman" w:eastAsia="Times New Roman" w:hAnsi="Times New Roman" w:cs="Times New Roman"/>
-          <w:sz w:val="24"/>
-          <w:szCs w:val="24"/>
-        </w:rPr>
-        <w:t xml:space="preserve"> 7–8</w:t>
-      </w:r>
     </w:p>
     <w:p>
       <w:pPr>
@@ -1234,19 +1246,16 @@
         <w:rPr>
           <w:rStyle w:val="Strong"/>
         </w:rPr>
-        <w:t>Angular 14–17</w:t>
-      </w:r>
-      <w:r>
-        <w:t xml:space="preserve">, improving service reliability and reducing production incidents by </w:t>
-      </w:r>
-      <w:r>
-        <w:rPr>
-          <w:rStyle w:val="Strong"/>
-        </w:rPr>
-        <w:t>27%</w:t>
-      </w:r>
-      <w:r>
-        <w:t xml:space="preserve"> through cleaner API boundaries and stronger validation.</w:t>
+        <w:t>Angular 14–21</w:t>
+      </w:r>
+      <w:r>
+        <w:t>, improving service reliability and r</w:t>
+      </w:r>
+      <w:r>
+        <w:t xml:space="preserve">educing production incidents </w:t>
+      </w:r>
+      <w:r>
+        <w:t>through cleaner API boundaries and stronger validation.</w:t>
       </w:r>
     </w:p>
     <w:p>
@@ -1293,7 +1302,7 @@
         <w:rPr>
           <w:rStyle w:val="Strong"/>
         </w:rPr>
-        <w:t>PostgreSQL 14–16</w:t>
+        <w:t>PostgreSQL</w:t>
       </w:r>
       <w:r>
         <w:t xml:space="preserve">, and </w:t>
@@ -1332,7 +1341,7 @@
         <w:rPr>
           <w:rStyle w:val="Strong"/>
         </w:rPr>
-        <w:t>Celery 5</w:t>
+        <w:t>Celery</w:t>
       </w:r>
       <w:r>
         <w:t xml:space="preserve">, </w:t>
@@ -1343,16 +1352,7 @@
       </w:r>
       <w:proofErr w:type="spellEnd"/>
       <w:r>
-        <w:t xml:space="preserve"> queues, and idempotent task handlers, reducing failed asynchronous jobs by </w:t>
-      </w:r>
-      <w:r>
-        <w:rPr>
-          <w:rStyle w:val="Strong"/>
-        </w:rPr>
-        <w:t>24%</w:t>
-      </w:r>
-      <w:r>
-        <w:t xml:space="preserve"> and making retry behavior easier for support teams to diagnose.</w:t>
+        <w:t xml:space="preserve"> queues, and idempotent task handlers, reducing failed asynchronous jobs and making retry behavior easier for support teams to diagnose.</w:t>
       </w:r>
     </w:p>
     <w:p>
@@ -1376,12 +1376,6 @@
       </w:r>
       <w:proofErr w:type="spellEnd"/>
       <w:r>
-        <w:rPr>
-          <w:rStyle w:val="Strong"/>
-        </w:rPr>
-        <w:t xml:space="preserve"> 14–17</w:t>
-      </w:r>
-      <w:r>
         <w:t xml:space="preserve">, lazy loading, route guards, and reusable design-system components, improving page-load performance by </w:t>
       </w:r>
       <w:r>
@@ -1486,16 +1480,7 @@
         <w:jc w:val="both"/>
       </w:pPr>
       <w:r>
-        <w:t xml:space="preserve">Built CI/CD pipelines with GitHub Actions, Docker, and Kubernetes deployment checks, reducing failed releases by </w:t>
-      </w:r>
-      <w:r>
-        <w:rPr>
-          <w:rStyle w:val="Strong"/>
-        </w:rPr>
-        <w:t>19%</w:t>
-      </w:r>
-      <w:r>
-        <w:t xml:space="preserve"> through automated tests, image scanning, and environment validation.</w:t>
+        <w:t>Built CI/CD pipelines with GitHub Actions, Docker, and Kubernetes deployment checks, reducing failed releases through automated tests, image scanning, and environment validation.</w:t>
       </w:r>
     </w:p>
     <w:p>
@@ -1797,16 +1782,7 @@
       </w:r>
       <w:proofErr w:type="spellEnd"/>
       <w:r>
-        <w:t xml:space="preserve"> validation, and permission classes, reducing customer-reported data-access issues by </w:t>
-      </w:r>
-      <w:r>
-        <w:rPr>
-          <w:rStyle w:val="Strong"/>
-        </w:rPr>
-        <w:t>21%</w:t>
-      </w:r>
-      <w:r>
-        <w:t xml:space="preserve"> across tenant and owner workflows.</w:t>
+        <w:t xml:space="preserve"> validation, and permission classes, reducing customer-reported data-access issues across tenant and owner workflows.</w:t>
       </w:r>
     </w:p>
     <w:p>
@@ -1844,7 +1820,7 @@
       </w:r>
       <w:proofErr w:type="spellEnd"/>
       <w:r>
-        <w:t xml:space="preserve"> 3–4, improving maintainability and reducing duplicated UI logic.</w:t>
+        <w:t>, improving maintainability and reducing duplicated UI logic.</w:t>
       </w:r>
     </w:p>
     <w:p>
@@ -2174,16 +2150,7 @@
         <w:jc w:val="both"/>
       </w:pPr>
       <w:r>
-        <w:t xml:space="preserve">Migrated legacy AngularJS views into component-based Angular screens, improving maintainability and reducing frontend regression defects by </w:t>
-      </w:r>
-      <w:r>
-        <w:rPr>
-          <w:rStyle w:val="Strong"/>
-        </w:rPr>
-        <w:t>23%</w:t>
-      </w:r>
-      <w:r>
-        <w:t xml:space="preserve"> during release validation.</w:t>
+        <w:t>Migrated legacy AngularJS views into component-based Angular screens, improving maintainability and reducing frontend regression defects during release validation.</w:t>
       </w:r>
     </w:p>
     <w:p>
@@ -2209,16 +2176,7 @@
         <w:jc w:val="both"/>
       </w:pPr>
       <w:r>
-        <w:t xml:space="preserve">Reduced slow donor-search queries by </w:t>
-      </w:r>
-      <w:r>
-        <w:rPr>
-          <w:rStyle w:val="Strong"/>
-        </w:rPr>
-        <w:t>29%</w:t>
-      </w:r>
-      <w:r>
-        <w:t xml:space="preserve"> through PostgreSQL indexing, query refactoring, and API response shaping for large nonprofit datasets.</w:t>
+        <w:t>Reduced slow donor-search queries through PostgreSQL indexing, query refactoring, and API response shaping for large nonprofit datasets.</w:t>
       </w:r>
     </w:p>
     <w:p>
@@ -2283,16 +2241,7 @@
         <w:jc w:val="both"/>
       </w:pPr>
       <w:r>
-        <w:t xml:space="preserve">Reduced manual QA effort by </w:t>
-      </w:r>
-      <w:r>
-        <w:rPr>
-          <w:rStyle w:val="Strong"/>
-        </w:rPr>
-        <w:t>17%</w:t>
-      </w:r>
-      <w:r>
-        <w:t xml:space="preserve"> by expanding </w:t>
+        <w:t xml:space="preserve">Reduced manual QA effort by expanding </w:t>
       </w:r>
       <w:proofErr w:type="spellStart"/>
       <w:r>
@@ -2465,7 +2414,7 @@
         <w:rPr>
           <w:rStyle w:val="Strong"/>
         </w:rPr>
-        <w:t>AngularJS 1.3–1.5</w:t>
+        <w:t>AngularJS</w:t>
       </w:r>
       <w:r>
         <w:t xml:space="preserve">, PostgreSQL 9.3–9.4, and </w:t>
@@ -2489,16 +2438,7 @@
         <w:jc w:val="both"/>
       </w:pPr>
       <w:r>
-        <w:t xml:space="preserve">Implemented internal administration screens with AngularJS controllers, services, directives, and Bootstrap 3, improving staff task completion time by </w:t>
-      </w:r>
-      <w:r>
-        <w:rPr>
-          <w:rStyle w:val="Strong"/>
-        </w:rPr>
-        <w:t>20%</w:t>
-      </w:r>
-      <w:r>
-        <w:t>.</w:t>
+        <w:t>Implemented internal administration screens with AngularJS controllers, services, directives, and Bootstrap 3, improving staff task completion time by.</w:t>
       </w:r>
     </w:p>
     <w:p>
@@ -2524,16 +2464,13 @@
         <w:jc w:val="both"/>
       </w:pPr>
       <w:r>
-        <w:t xml:space="preserve">Reduced recurring publishing failures by </w:t>
-      </w:r>
-      <w:r>
-        <w:rPr>
-          <w:rStyle w:val="Strong"/>
-        </w:rPr>
-        <w:t>18%</w:t>
-      </w:r>
-      <w:r>
-        <w:t xml:space="preserve"> after tracing queue issues, improving Celery 3 retry logic, and adding clearer failure states for operators.</w:t>
+        <w:t>Reduced r</w:t>
+      </w:r>
+      <w:r>
+        <w:t xml:space="preserve">ecurring publishing failures </w:t>
+      </w:r>
+      <w:r>
+        <w:t>after tracing queue issues, improving Celery 3 retry logic, and adding clearer failure states for operators.</w:t>
       </w:r>
     </w:p>
     <w:p>
@@ -2733,7 +2670,12 @@
         <w:t>Python 3.x</w:t>
       </w:r>
       <w:r>
-        <w:t>, Django 1.5–1.6, AngularJS 1.2–1.3, MySQL 5.6, and Bootstrap 3.</w:t>
+        <w:t>, Django 1.5–1.6, AngularJS 1.2–1.3, MySQL, and</w:t>
+      </w:r>
+      <w:bookmarkStart w:id="0" w:name="_GoBack"/>
+      <w:bookmarkEnd w:id="0"/>
+      <w:r>
+        <w:t xml:space="preserve"> Bootstrap 3.</w:t>
       </w:r>
     </w:p>
     <w:p>
@@ -2747,16 +2689,7 @@
       </w:pPr>
       <w:r>
         <w:lastRenderedPageBreak/>
-        <w:t xml:space="preserve">Built small AngularJS dashboard features for ticket tracking and infrastructure inventory, reducing manual lookup time by </w:t>
-      </w:r>
-      <w:r>
-        <w:rPr>
-          <w:rStyle w:val="Strong"/>
-        </w:rPr>
-        <w:t>16%</w:t>
-      </w:r>
-      <w:r>
-        <w:t xml:space="preserve"> for support engineers.</w:t>
+        <w:t>Built small AngularJS dashboard features for ticket tracking and infrastructure inventory, reducing manual lookup time for support engineers.</w:t>
       </w:r>
     </w:p>
     <w:p>
@@ -2769,16 +2702,7 @@
         <w:jc w:val="both"/>
       </w:pPr>
       <w:r>
-        <w:t xml:space="preserve">Fixed backend bugs in Django views, forms, and database queries, improving data consistency and reducing repeated support-tool errors by </w:t>
-      </w:r>
-      <w:r>
-        <w:rPr>
-          <w:rStyle w:val="Strong"/>
-        </w:rPr>
-        <w:t>14%</w:t>
-      </w:r>
-      <w:r>
-        <w:t>.</w:t>
+        <w:t>Fixed backend bugs in Django views, forms, and database queries, improving data consistency and reducing repeated support-tool errors.</w:t>
       </w:r>
     </w:p>
     <w:p>
@@ -2791,16 +2715,7 @@
         <w:jc w:val="both"/>
       </w:pPr>
       <w:r>
-        <w:t xml:space="preserve">Created basic automation scripts in Python and Bash to clean imported records, validate CSV data, and reduce manual operational work by </w:t>
-      </w:r>
-      <w:r>
-        <w:rPr>
-          <w:rStyle w:val="Strong"/>
-        </w:rPr>
-        <w:t>12%</w:t>
-      </w:r>
-      <w:r>
-        <w:t>.</w:t>
+        <w:t>Created basic automation scripts in Python and Bash to clean imported records, validate CSV data, and reduce manual operational work.</w:t>
       </w:r>
     </w:p>
     <w:p>
@@ -6774,7 +6689,7 @@
 </file>
 
 <file path=customXml/itemProps1.xml><?xml version="1.0" encoding="utf-8"?>
-<ds:datastoreItem xmlns:ds="http://schemas.openxmlformats.org/officeDocument/2006/customXml" ds:itemID="{8305899D-85CE-4A35-A606-F49C1DC2214E}">
+<ds:datastoreItem xmlns:ds="http://schemas.openxmlformats.org/officeDocument/2006/customXml" ds:itemID="{9E5DA11D-2D6B-4215-A534-F26ED9E3702B}">
   <ds:schemaRefs>
     <ds:schemaRef ds:uri="http://schemas.openxmlformats.org/officeDocument/2006/bibliography"/>
   </ds:schemaRefs>
